--- a/shinmok1/pack/text/H1TEXT26-L3_SET.docx
+++ b/shinmok1/pack/text/H1TEXT26-L3_SET.docx
@@ -1190,7 +1190,7 @@
           <w:sz w:val="17"/>
           <w:u w:val="none"/>
         </w:rPr>
-        <w:t>long ago / tigers / be / so / abundant / in Korea / that / people / often / call / the country / the “Land of Tigers” / such</w:t>
+        <w:t>tigers / long ago / so / be / abundant / in Korea / that / often / the country / call / the “Land of Tigers” / such / people</w:t>
       </w:r>
     </w:p>
     <w:p>
